--- a/Buoi5/BÁO CÁO TÓM TẮT KIỂM THỬ.docx
+++ b/Buoi5/BÁO CÁO TÓM TẮT KIỂM THỬ.docx
@@ -2065,13 +2065,13 @@
         <w:tblLook w:val="04A0" w:firstRow="1" w:lastRow="0" w:firstColumn="1" w:lastColumn="0" w:noHBand="0" w:noVBand="1"/>
       </w:tblPr>
       <w:tblGrid>
-        <w:gridCol w:w="795"/>
-        <w:gridCol w:w="1918"/>
-        <w:gridCol w:w="1045"/>
+        <w:gridCol w:w="765"/>
+        <w:gridCol w:w="1904"/>
+        <w:gridCol w:w="1078"/>
         <w:gridCol w:w="708"/>
         <w:gridCol w:w="650"/>
         <w:gridCol w:w="1093"/>
-        <w:gridCol w:w="3141"/>
+        <w:gridCol w:w="3152"/>
       </w:tblGrid>
       <w:tr>
         <w:tc>
@@ -2372,8 +2372,6 @@
               <w:jc w:val="both"/>
               <w:rPr>
                 <w:rFonts w:cs="Times New Roman"/>
-                <w:b/>
-                <w:bCs/>
                 <w:sz w:val="26"/>
                 <w:szCs w:val="26"/>
               </w:rPr>
@@ -2381,8 +2379,6 @@
             <w:r>
               <w:rPr>
                 <w:rFonts w:cs="Times New Roman"/>
-                <w:b/>
-                <w:bCs/>
                 <w:sz w:val="26"/>
                 <w:szCs w:val="26"/>
               </w:rPr>
@@ -2401,8 +2397,6 @@
               <w:jc w:val="both"/>
               <w:rPr>
                 <w:rFonts w:cs="Times New Roman"/>
-                <w:b/>
-                <w:bCs/>
                 <w:sz w:val="26"/>
                 <w:szCs w:val="26"/>
               </w:rPr>
@@ -2411,8 +2405,6 @@
             <w:r>
               <w:rPr>
                 <w:rFonts w:cs="Times New Roman"/>
-                <w:b/>
-                <w:bCs/>
                 <w:sz w:val="26"/>
                 <w:szCs w:val="26"/>
               </w:rPr>
@@ -2422,8 +2414,6 @@
             <w:r>
               <w:rPr>
                 <w:rFonts w:cs="Times New Roman"/>
-                <w:b/>
-                <w:bCs/>
                 <w:sz w:val="26"/>
                 <w:szCs w:val="26"/>
               </w:rPr>
@@ -2433,8 +2423,6 @@
             <w:r>
               <w:rPr>
                 <w:rFonts w:cs="Times New Roman"/>
-                <w:b/>
-                <w:bCs/>
                 <w:sz w:val="26"/>
                 <w:szCs w:val="26"/>
               </w:rPr>
@@ -2454,8 +2442,6 @@
               <w:jc w:val="both"/>
               <w:rPr>
                 <w:rFonts w:cs="Times New Roman"/>
-                <w:b/>
-                <w:bCs/>
                 <w:sz w:val="26"/>
                 <w:szCs w:val="26"/>
               </w:rPr>
@@ -2463,8 +2449,6 @@
             <w:r>
               <w:rPr>
                 <w:rFonts w:cs="Times New Roman"/>
-                <w:b/>
-                <w:bCs/>
                 <w:sz w:val="26"/>
                 <w:szCs w:val="26"/>
               </w:rPr>
@@ -2483,8 +2467,6 @@
               <w:jc w:val="both"/>
               <w:rPr>
                 <w:rFonts w:cs="Times New Roman"/>
-                <w:b/>
-                <w:bCs/>
                 <w:sz w:val="26"/>
                 <w:szCs w:val="26"/>
               </w:rPr>
@@ -2492,8 +2474,6 @@
             <w:r>
               <w:rPr>
                 <w:rFonts w:cs="Times New Roman"/>
-                <w:b/>
-                <w:bCs/>
                 <w:sz w:val="26"/>
                 <w:szCs w:val="26"/>
               </w:rPr>
@@ -2512,8 +2492,6 @@
               <w:jc w:val="both"/>
               <w:rPr>
                 <w:rFonts w:cs="Times New Roman"/>
-                <w:b/>
-                <w:bCs/>
                 <w:sz w:val="26"/>
                 <w:szCs w:val="26"/>
               </w:rPr>
@@ -2521,8 +2499,6 @@
             <w:r>
               <w:rPr>
                 <w:rFonts w:cs="Times New Roman"/>
-                <w:b/>
-                <w:bCs/>
                 <w:sz w:val="26"/>
                 <w:szCs w:val="26"/>
               </w:rPr>
@@ -2541,8 +2517,6 @@
               <w:jc w:val="both"/>
               <w:rPr>
                 <w:rFonts w:cs="Times New Roman"/>
-                <w:b/>
-                <w:bCs/>
                 <w:sz w:val="26"/>
                 <w:szCs w:val="26"/>
               </w:rPr>
@@ -2550,8 +2524,6 @@
             <w:r>
               <w:rPr>
                 <w:rFonts w:cs="Times New Roman"/>
-                <w:b/>
-                <w:bCs/>
                 <w:sz w:val="26"/>
                 <w:szCs w:val="26"/>
               </w:rPr>
@@ -2570,8 +2542,6 @@
               <w:jc w:val="both"/>
               <w:rPr>
                 <w:rFonts w:cs="Times New Roman"/>
-                <w:b/>
-                <w:bCs/>
                 <w:sz w:val="26"/>
                 <w:szCs w:val="26"/>
               </w:rPr>
@@ -2579,8 +2549,6 @@
             <w:r>
               <w:rPr>
                 <w:rFonts w:cs="Times New Roman"/>
-                <w:b/>
-                <w:bCs/>
                 <w:sz w:val="26"/>
                 <w:szCs w:val="26"/>
               </w:rPr>
@@ -2590,8 +2558,6 @@
             <w:r>
               <w:rPr>
                 <w:rFonts w:cs="Times New Roman"/>
-                <w:b/>
-                <w:bCs/>
                 <w:sz w:val="26"/>
                 <w:szCs w:val="26"/>
               </w:rPr>
@@ -2601,8 +2567,6 @@
             <w:r>
               <w:rPr>
                 <w:rFonts w:cs="Times New Roman"/>
-                <w:b/>
-                <w:bCs/>
                 <w:sz w:val="26"/>
                 <w:szCs w:val="26"/>
               </w:rPr>
@@ -2612,8 +2576,6 @@
             <w:r>
               <w:rPr>
                 <w:rFonts w:cs="Times New Roman"/>
-                <w:b/>
-                <w:bCs/>
                 <w:sz w:val="26"/>
                 <w:szCs w:val="26"/>
               </w:rPr>
@@ -2623,8 +2585,6 @@
             <w:r>
               <w:rPr>
                 <w:rFonts w:cs="Times New Roman"/>
-                <w:b/>
-                <w:bCs/>
                 <w:sz w:val="26"/>
                 <w:szCs w:val="26"/>
               </w:rPr>
@@ -2634,8 +2594,6 @@
             <w:r>
               <w:rPr>
                 <w:rFonts w:cs="Times New Roman"/>
-                <w:b/>
-                <w:bCs/>
                 <w:sz w:val="26"/>
                 <w:szCs w:val="26"/>
               </w:rPr>
@@ -2645,8 +2603,6 @@
             <w:r>
               <w:rPr>
                 <w:rFonts w:cs="Times New Roman"/>
-                <w:b/>
-                <w:bCs/>
                 <w:sz w:val="26"/>
                 <w:szCs w:val="26"/>
               </w:rPr>
@@ -2656,8 +2612,6 @@
             <w:r>
               <w:rPr>
                 <w:rFonts w:cs="Times New Roman"/>
-                <w:b/>
-                <w:bCs/>
                 <w:sz w:val="26"/>
                 <w:szCs w:val="26"/>
               </w:rPr>
@@ -2667,8 +2621,6 @@
             <w:r>
               <w:rPr>
                 <w:rFonts w:cs="Times New Roman"/>
-                <w:b/>
-                <w:bCs/>
                 <w:sz w:val="26"/>
                 <w:szCs w:val="26"/>
               </w:rPr>
@@ -2689,8 +2641,6 @@
               <w:jc w:val="both"/>
               <w:rPr>
                 <w:rFonts w:cs="Times New Roman"/>
-                <w:b/>
-                <w:bCs/>
                 <w:sz w:val="26"/>
                 <w:szCs w:val="26"/>
               </w:rPr>
@@ -2698,8 +2648,6 @@
             <w:r>
               <w:rPr>
                 <w:rFonts w:cs="Times New Roman"/>
-                <w:b/>
-                <w:bCs/>
                 <w:sz w:val="26"/>
                 <w:szCs w:val="26"/>
               </w:rPr>
@@ -2718,8 +2666,6 @@
               <w:jc w:val="both"/>
               <w:rPr>
                 <w:rFonts w:cs="Times New Roman"/>
-                <w:b/>
-                <w:bCs/>
                 <w:sz w:val="26"/>
                 <w:szCs w:val="26"/>
               </w:rPr>
@@ -2728,8 +2674,6 @@
             <w:r>
               <w:rPr>
                 <w:rFonts w:cs="Times New Roman"/>
-                <w:b/>
-                <w:bCs/>
                 <w:sz w:val="26"/>
                 <w:szCs w:val="26"/>
               </w:rPr>
@@ -2739,8 +2683,6 @@
             <w:r>
               <w:rPr>
                 <w:rFonts w:cs="Times New Roman"/>
-                <w:b/>
-                <w:bCs/>
                 <w:sz w:val="26"/>
                 <w:szCs w:val="26"/>
               </w:rPr>
@@ -2759,8 +2701,6 @@
               <w:jc w:val="both"/>
               <w:rPr>
                 <w:rFonts w:cs="Times New Roman"/>
-                <w:b/>
-                <w:bCs/>
                 <w:sz w:val="26"/>
                 <w:szCs w:val="26"/>
               </w:rPr>
@@ -2768,8 +2708,6 @@
             <w:r>
               <w:rPr>
                 <w:rFonts w:cs="Times New Roman"/>
-                <w:b/>
-                <w:bCs/>
                 <w:sz w:val="26"/>
                 <w:szCs w:val="26"/>
               </w:rPr>
@@ -2788,8 +2726,6 @@
               <w:jc w:val="both"/>
               <w:rPr>
                 <w:rFonts w:cs="Times New Roman"/>
-                <w:b/>
-                <w:bCs/>
                 <w:sz w:val="26"/>
                 <w:szCs w:val="26"/>
               </w:rPr>
@@ -2797,8 +2733,6 @@
             <w:r>
               <w:rPr>
                 <w:rFonts w:cs="Times New Roman"/>
-                <w:b/>
-                <w:bCs/>
                 <w:sz w:val="26"/>
                 <w:szCs w:val="26"/>
               </w:rPr>
@@ -2817,8 +2751,6 @@
               <w:jc w:val="both"/>
               <w:rPr>
                 <w:rFonts w:cs="Times New Roman"/>
-                <w:b/>
-                <w:bCs/>
                 <w:sz w:val="26"/>
                 <w:szCs w:val="26"/>
               </w:rPr>
@@ -2826,8 +2758,6 @@
             <w:r>
               <w:rPr>
                 <w:rFonts w:cs="Times New Roman"/>
-                <w:b/>
-                <w:bCs/>
                 <w:sz w:val="26"/>
                 <w:szCs w:val="26"/>
               </w:rPr>
@@ -2846,8 +2776,6 @@
               <w:jc w:val="both"/>
               <w:rPr>
                 <w:rFonts w:cs="Times New Roman"/>
-                <w:b/>
-                <w:bCs/>
                 <w:sz w:val="26"/>
                 <w:szCs w:val="26"/>
               </w:rPr>
@@ -2855,8 +2783,6 @@
             <w:r>
               <w:rPr>
                 <w:rFonts w:cs="Times New Roman"/>
-                <w:b/>
-                <w:bCs/>
                 <w:sz w:val="26"/>
                 <w:szCs w:val="26"/>
               </w:rPr>
@@ -2875,8 +2801,6 @@
               <w:jc w:val="both"/>
               <w:rPr>
                 <w:rFonts w:cs="Times New Roman"/>
-                <w:b/>
-                <w:bCs/>
                 <w:sz w:val="26"/>
                 <w:szCs w:val="26"/>
               </w:rPr>
@@ -2885,8 +2809,6 @@
             <w:r>
               <w:rPr>
                 <w:rFonts w:cs="Times New Roman"/>
-                <w:b/>
-                <w:bCs/>
                 <w:sz w:val="26"/>
                 <w:szCs w:val="26"/>
               </w:rPr>
@@ -2896,8 +2818,6 @@
             <w:r>
               <w:rPr>
                 <w:rFonts w:cs="Times New Roman"/>
-                <w:b/>
-                <w:bCs/>
                 <w:sz w:val="26"/>
                 <w:szCs w:val="26"/>
               </w:rPr>
@@ -2907,8 +2827,6 @@
             <w:r>
               <w:rPr>
                 <w:rFonts w:cs="Times New Roman"/>
-                <w:b/>
-                <w:bCs/>
                 <w:sz w:val="26"/>
                 <w:szCs w:val="26"/>
               </w:rPr>
@@ -2918,8 +2836,6 @@
             <w:r>
               <w:rPr>
                 <w:rFonts w:cs="Times New Roman"/>
-                <w:b/>
-                <w:bCs/>
                 <w:sz w:val="26"/>
                 <w:szCs w:val="26"/>
               </w:rPr>
@@ -2929,8 +2845,6 @@
             <w:r>
               <w:rPr>
                 <w:rFonts w:cs="Times New Roman"/>
-                <w:b/>
-                <w:bCs/>
                 <w:sz w:val="26"/>
                 <w:szCs w:val="26"/>
               </w:rPr>
@@ -2940,8 +2854,6 @@
             <w:r>
               <w:rPr>
                 <w:rFonts w:cs="Times New Roman"/>
-                <w:b/>
-                <w:bCs/>
                 <w:sz w:val="26"/>
                 <w:szCs w:val="26"/>
               </w:rPr>
@@ -2951,8 +2863,6 @@
             <w:r>
               <w:rPr>
                 <w:rFonts w:cs="Times New Roman"/>
-                <w:b/>
-                <w:bCs/>
                 <w:sz w:val="26"/>
                 <w:szCs w:val="26"/>
               </w:rPr>
@@ -2962,8 +2872,6 @@
             <w:r>
               <w:rPr>
                 <w:rFonts w:cs="Times New Roman"/>
-                <w:b/>
-                <w:bCs/>
                 <w:sz w:val="26"/>
                 <w:szCs w:val="26"/>
               </w:rPr>
@@ -2973,8 +2881,6 @@
             <w:r>
               <w:rPr>
                 <w:rFonts w:cs="Times New Roman"/>
-                <w:b/>
-                <w:bCs/>
                 <w:sz w:val="26"/>
                 <w:szCs w:val="26"/>
               </w:rPr>
@@ -2984,8 +2890,6 @@
             <w:r>
               <w:rPr>
                 <w:rFonts w:cs="Times New Roman"/>
-                <w:b/>
-                <w:bCs/>
                 <w:sz w:val="26"/>
                 <w:szCs w:val="26"/>
               </w:rPr>
@@ -2995,8 +2899,6 @@
             <w:r>
               <w:rPr>
                 <w:rFonts w:cs="Times New Roman"/>
-                <w:b/>
-                <w:bCs/>
                 <w:sz w:val="26"/>
                 <w:szCs w:val="26"/>
               </w:rPr>
@@ -3006,8 +2908,6 @@
             <w:r>
               <w:rPr>
                 <w:rFonts w:cs="Times New Roman"/>
-                <w:b/>
-                <w:bCs/>
                 <w:sz w:val="26"/>
                 <w:szCs w:val="26"/>
               </w:rPr>
@@ -3028,8 +2928,6 @@
               <w:jc w:val="both"/>
               <w:rPr>
                 <w:rFonts w:cs="Times New Roman"/>
-                <w:b/>
-                <w:bCs/>
                 <w:sz w:val="26"/>
                 <w:szCs w:val="26"/>
               </w:rPr>
@@ -3037,8 +2935,6 @@
             <w:r>
               <w:rPr>
                 <w:rFonts w:cs="Times New Roman"/>
-                <w:b/>
-                <w:bCs/>
                 <w:sz w:val="26"/>
                 <w:szCs w:val="26"/>
               </w:rPr>
@@ -3057,8 +2953,6 @@
               <w:jc w:val="both"/>
               <w:rPr>
                 <w:rFonts w:cs="Times New Roman"/>
-                <w:b/>
-                <w:bCs/>
                 <w:sz w:val="26"/>
                 <w:szCs w:val="26"/>
               </w:rPr>
@@ -3067,8 +2961,6 @@
             <w:r>
               <w:rPr>
                 <w:rFonts w:cs="Times New Roman"/>
-                <w:b/>
-                <w:bCs/>
                 <w:sz w:val="26"/>
                 <w:szCs w:val="26"/>
               </w:rPr>
@@ -3078,8 +2970,6 @@
             <w:r>
               <w:rPr>
                 <w:rFonts w:cs="Times New Roman"/>
-                <w:b/>
-                <w:bCs/>
                 <w:sz w:val="26"/>
                 <w:szCs w:val="26"/>
               </w:rPr>
@@ -3098,8 +2988,6 @@
               <w:jc w:val="both"/>
               <w:rPr>
                 <w:rFonts w:cs="Times New Roman"/>
-                <w:b/>
-                <w:bCs/>
                 <w:sz w:val="26"/>
                 <w:szCs w:val="26"/>
               </w:rPr>
@@ -3107,8 +2995,6 @@
             <w:r>
               <w:rPr>
                 <w:rFonts w:cs="Times New Roman"/>
-                <w:b/>
-                <w:bCs/>
                 <w:sz w:val="26"/>
                 <w:szCs w:val="26"/>
               </w:rPr>
@@ -3127,8 +3013,6 @@
               <w:jc w:val="both"/>
               <w:rPr>
                 <w:rFonts w:cs="Times New Roman"/>
-                <w:b/>
-                <w:bCs/>
                 <w:sz w:val="26"/>
                 <w:szCs w:val="26"/>
               </w:rPr>
@@ -3136,8 +3020,6 @@
             <w:r>
               <w:rPr>
                 <w:rFonts w:cs="Times New Roman"/>
-                <w:b/>
-                <w:bCs/>
                 <w:sz w:val="26"/>
                 <w:szCs w:val="26"/>
               </w:rPr>
@@ -3156,8 +3038,6 @@
               <w:jc w:val="both"/>
               <w:rPr>
                 <w:rFonts w:cs="Times New Roman"/>
-                <w:b/>
-                <w:bCs/>
                 <w:sz w:val="26"/>
                 <w:szCs w:val="26"/>
               </w:rPr>
@@ -3165,8 +3045,6 @@
             <w:r>
               <w:rPr>
                 <w:rFonts w:cs="Times New Roman"/>
-                <w:b/>
-                <w:bCs/>
                 <w:sz w:val="26"/>
                 <w:szCs w:val="26"/>
               </w:rPr>
@@ -3185,8 +3063,6 @@
               <w:jc w:val="both"/>
               <w:rPr>
                 <w:rFonts w:cs="Times New Roman"/>
-                <w:b/>
-                <w:bCs/>
                 <w:sz w:val="26"/>
                 <w:szCs w:val="26"/>
               </w:rPr>
@@ -3194,8 +3070,6 @@
             <w:r>
               <w:rPr>
                 <w:rFonts w:cs="Times New Roman"/>
-                <w:b/>
-                <w:bCs/>
                 <w:sz w:val="26"/>
                 <w:szCs w:val="26"/>
               </w:rPr>
@@ -3214,8 +3088,6 @@
               <w:jc w:val="both"/>
               <w:rPr>
                 <w:rFonts w:cs="Times New Roman"/>
-                <w:b/>
-                <w:bCs/>
                 <w:sz w:val="26"/>
                 <w:szCs w:val="26"/>
               </w:rPr>
@@ -3224,8 +3096,6 @@
             <w:r>
               <w:rPr>
                 <w:rFonts w:cs="Times New Roman"/>
-                <w:b/>
-                <w:bCs/>
                 <w:sz w:val="26"/>
                 <w:szCs w:val="26"/>
               </w:rPr>
@@ -3235,8 +3105,6 @@
             <w:r>
               <w:rPr>
                 <w:rFonts w:cs="Times New Roman"/>
-                <w:b/>
-                <w:bCs/>
                 <w:sz w:val="26"/>
                 <w:szCs w:val="26"/>
               </w:rPr>
@@ -3246,8 +3114,6 @@
             <w:r>
               <w:rPr>
                 <w:rFonts w:cs="Times New Roman"/>
-                <w:b/>
-                <w:bCs/>
                 <w:sz w:val="26"/>
                 <w:szCs w:val="26"/>
               </w:rPr>
@@ -3257,8 +3123,6 @@
             <w:r>
               <w:rPr>
                 <w:rFonts w:cs="Times New Roman"/>
-                <w:b/>
-                <w:bCs/>
                 <w:sz w:val="26"/>
                 <w:szCs w:val="26"/>
               </w:rPr>
@@ -3268,8 +3132,6 @@
             <w:r>
               <w:rPr>
                 <w:rFonts w:cs="Times New Roman"/>
-                <w:b/>
-                <w:bCs/>
                 <w:sz w:val="26"/>
                 <w:szCs w:val="26"/>
               </w:rPr>
@@ -3279,8 +3141,6 @@
             <w:r>
               <w:rPr>
                 <w:rFonts w:cs="Times New Roman"/>
-                <w:b/>
-                <w:bCs/>
                 <w:sz w:val="26"/>
                 <w:szCs w:val="26"/>
               </w:rPr>
@@ -3290,8 +3150,6 @@
             <w:r>
               <w:rPr>
                 <w:rFonts w:cs="Times New Roman"/>
-                <w:b/>
-                <w:bCs/>
                 <w:sz w:val="26"/>
                 <w:szCs w:val="26"/>
               </w:rPr>
@@ -3301,8 +3159,6 @@
             <w:r>
               <w:rPr>
                 <w:rFonts w:cs="Times New Roman"/>
-                <w:b/>
-                <w:bCs/>
                 <w:sz w:val="26"/>
                 <w:szCs w:val="26"/>
               </w:rPr>
@@ -3312,8 +3168,6 @@
             <w:r>
               <w:rPr>
                 <w:rFonts w:cs="Times New Roman"/>
-                <w:b/>
-                <w:bCs/>
                 <w:sz w:val="26"/>
                 <w:szCs w:val="26"/>
               </w:rPr>
@@ -3323,8 +3177,6 @@
             <w:r>
               <w:rPr>
                 <w:rFonts w:cs="Times New Roman"/>
-                <w:b/>
-                <w:bCs/>
                 <w:sz w:val="26"/>
                 <w:szCs w:val="26"/>
               </w:rPr>
@@ -3334,8 +3186,6 @@
             <w:r>
               <w:rPr>
                 <w:rFonts w:cs="Times New Roman"/>
-                <w:b/>
-                <w:bCs/>
                 <w:sz w:val="26"/>
                 <w:szCs w:val="26"/>
               </w:rPr>
@@ -3345,8 +3195,6 @@
             <w:r>
               <w:rPr>
                 <w:rFonts w:cs="Times New Roman"/>
-                <w:b/>
-                <w:bCs/>
                 <w:sz w:val="26"/>
                 <w:szCs w:val="26"/>
               </w:rPr>
@@ -3367,8 +3215,6 @@
               <w:jc w:val="both"/>
               <w:rPr>
                 <w:rFonts w:cs="Times New Roman"/>
-                <w:b/>
-                <w:bCs/>
                 <w:sz w:val="26"/>
                 <w:szCs w:val="26"/>
               </w:rPr>
@@ -3376,8 +3222,6 @@
             <w:r>
               <w:rPr>
                 <w:rFonts w:cs="Times New Roman"/>
-                <w:b/>
-                <w:bCs/>
                 <w:sz w:val="26"/>
                 <w:szCs w:val="26"/>
               </w:rPr>
@@ -3396,8 +3240,6 @@
               <w:jc w:val="both"/>
               <w:rPr>
                 <w:rFonts w:cs="Times New Roman"/>
-                <w:b/>
-                <w:bCs/>
                 <w:sz w:val="26"/>
                 <w:szCs w:val="26"/>
               </w:rPr>
@@ -3406,8 +3248,6 @@
             <w:r>
               <w:rPr>
                 <w:rFonts w:cs="Times New Roman"/>
-                <w:b/>
-                <w:bCs/>
                 <w:sz w:val="26"/>
                 <w:szCs w:val="26"/>
               </w:rPr>
@@ -3417,8 +3257,6 @@
             <w:r>
               <w:rPr>
                 <w:rFonts w:cs="Times New Roman"/>
-                <w:b/>
-                <w:bCs/>
                 <w:sz w:val="26"/>
                 <w:szCs w:val="26"/>
               </w:rPr>
@@ -3428,8 +3266,6 @@
             <w:r>
               <w:rPr>
                 <w:rFonts w:cs="Times New Roman"/>
-                <w:b/>
-                <w:bCs/>
                 <w:sz w:val="26"/>
                 <w:szCs w:val="26"/>
               </w:rPr>
@@ -3439,8 +3275,6 @@
             <w:r>
               <w:rPr>
                 <w:rFonts w:cs="Times New Roman"/>
-                <w:b/>
-                <w:bCs/>
                 <w:sz w:val="26"/>
                 <w:szCs w:val="26"/>
               </w:rPr>
@@ -3450,8 +3284,6 @@
             <w:r>
               <w:rPr>
                 <w:rFonts w:cs="Times New Roman"/>
-                <w:b/>
-                <w:bCs/>
                 <w:sz w:val="26"/>
                 <w:szCs w:val="26"/>
               </w:rPr>
@@ -3471,8 +3303,6 @@
               <w:jc w:val="both"/>
               <w:rPr>
                 <w:rFonts w:cs="Times New Roman"/>
-                <w:b/>
-                <w:bCs/>
                 <w:sz w:val="26"/>
                 <w:szCs w:val="26"/>
               </w:rPr>
@@ -3480,8 +3310,6 @@
             <w:r>
               <w:rPr>
                 <w:rFonts w:cs="Times New Roman"/>
-                <w:b/>
-                <w:bCs/>
                 <w:sz w:val="26"/>
                 <w:szCs w:val="26"/>
               </w:rPr>
@@ -3500,8 +3328,6 @@
               <w:jc w:val="both"/>
               <w:rPr>
                 <w:rFonts w:cs="Times New Roman"/>
-                <w:b/>
-                <w:bCs/>
                 <w:sz w:val="26"/>
                 <w:szCs w:val="26"/>
               </w:rPr>
@@ -3509,8 +3335,6 @@
             <w:r>
               <w:rPr>
                 <w:rFonts w:cs="Times New Roman"/>
-                <w:b/>
-                <w:bCs/>
                 <w:sz w:val="26"/>
                 <w:szCs w:val="26"/>
               </w:rPr>
@@ -3529,8 +3353,6 @@
               <w:jc w:val="both"/>
               <w:rPr>
                 <w:rFonts w:cs="Times New Roman"/>
-                <w:b/>
-                <w:bCs/>
                 <w:sz w:val="26"/>
                 <w:szCs w:val="26"/>
               </w:rPr>
@@ -3538,8 +3360,6 @@
             <w:r>
               <w:rPr>
                 <w:rFonts w:cs="Times New Roman"/>
-                <w:b/>
-                <w:bCs/>
                 <w:sz w:val="26"/>
                 <w:szCs w:val="26"/>
               </w:rPr>
@@ -3558,8 +3378,6 @@
               <w:jc w:val="both"/>
               <w:rPr>
                 <w:rFonts w:cs="Times New Roman"/>
-                <w:b/>
-                <w:bCs/>
                 <w:sz w:val="26"/>
                 <w:szCs w:val="26"/>
               </w:rPr>
@@ -3567,8 +3385,6 @@
             <w:r>
               <w:rPr>
                 <w:rFonts w:cs="Times New Roman"/>
-                <w:b/>
-                <w:bCs/>
                 <w:sz w:val="26"/>
                 <w:szCs w:val="26"/>
               </w:rPr>
@@ -3587,8 +3403,6 @@
               <w:jc w:val="both"/>
               <w:rPr>
                 <w:rFonts w:cs="Times New Roman"/>
-                <w:b/>
-                <w:bCs/>
                 <w:sz w:val="26"/>
                 <w:szCs w:val="26"/>
               </w:rPr>
@@ -3596,8 +3410,6 @@
             <w:r>
               <w:rPr>
                 <w:rFonts w:cs="Times New Roman"/>
-                <w:b/>
-                <w:bCs/>
                 <w:sz w:val="26"/>
                 <w:szCs w:val="26"/>
               </w:rPr>
@@ -3607,8 +3419,6 @@
             <w:r>
               <w:rPr>
                 <w:rFonts w:cs="Times New Roman"/>
-                <w:b/>
-                <w:bCs/>
                 <w:sz w:val="26"/>
                 <w:szCs w:val="26"/>
               </w:rPr>
@@ -3618,8 +3428,6 @@
             <w:r>
               <w:rPr>
                 <w:rFonts w:cs="Times New Roman"/>
-                <w:b/>
-                <w:bCs/>
                 <w:sz w:val="26"/>
                 <w:szCs w:val="26"/>
               </w:rPr>
@@ -3629,8 +3437,6 @@
             <w:r>
               <w:rPr>
                 <w:rFonts w:cs="Times New Roman"/>
-                <w:b/>
-                <w:bCs/>
                 <w:sz w:val="26"/>
                 <w:szCs w:val="26"/>
               </w:rPr>
@@ -3640,8 +3446,6 @@
             <w:r>
               <w:rPr>
                 <w:rFonts w:cs="Times New Roman"/>
-                <w:b/>
-                <w:bCs/>
                 <w:sz w:val="26"/>
                 <w:szCs w:val="26"/>
               </w:rPr>
@@ -3651,8 +3455,6 @@
             <w:r>
               <w:rPr>
                 <w:rFonts w:cs="Times New Roman"/>
-                <w:b/>
-                <w:bCs/>
                 <w:sz w:val="26"/>
                 <w:szCs w:val="26"/>
               </w:rPr>
@@ -3662,8 +3464,6 @@
             <w:r>
               <w:rPr>
                 <w:rFonts w:cs="Times New Roman"/>
-                <w:b/>
-                <w:bCs/>
                 <w:sz w:val="26"/>
                 <w:szCs w:val="26"/>
               </w:rPr>
@@ -3673,8 +3473,6 @@
             <w:r>
               <w:rPr>
                 <w:rFonts w:cs="Times New Roman"/>
-                <w:b/>
-                <w:bCs/>
                 <w:sz w:val="26"/>
                 <w:szCs w:val="26"/>
               </w:rPr>
@@ -3684,8 +3482,6 @@
             <w:r>
               <w:rPr>
                 <w:rFonts w:cs="Times New Roman"/>
-                <w:b/>
-                <w:bCs/>
                 <w:sz w:val="26"/>
                 <w:szCs w:val="26"/>
               </w:rPr>
@@ -3695,8 +3491,6 @@
             <w:r>
               <w:rPr>
                 <w:rFonts w:cs="Times New Roman"/>
-                <w:b/>
-                <w:bCs/>
                 <w:sz w:val="26"/>
                 <w:szCs w:val="26"/>
               </w:rPr>
@@ -3706,8 +3500,6 @@
             <w:r>
               <w:rPr>
                 <w:rFonts w:cs="Times New Roman"/>
-                <w:b/>
-                <w:bCs/>
                 <w:sz w:val="26"/>
                 <w:szCs w:val="26"/>
               </w:rPr>
@@ -3717,8 +3509,6 @@
             <w:r>
               <w:rPr>
                 <w:rFonts w:cs="Times New Roman"/>
-                <w:b/>
-                <w:bCs/>
                 <w:sz w:val="26"/>
                 <w:szCs w:val="26"/>
               </w:rPr>
@@ -3728,8 +3518,6 @@
             <w:r>
               <w:rPr>
                 <w:rFonts w:cs="Times New Roman"/>
-                <w:b/>
-                <w:bCs/>
                 <w:sz w:val="26"/>
                 <w:szCs w:val="26"/>
               </w:rPr>
@@ -3739,8 +3527,6 @@
             <w:r>
               <w:rPr>
                 <w:rFonts w:cs="Times New Roman"/>
-                <w:b/>
-                <w:bCs/>
                 <w:sz w:val="26"/>
                 <w:szCs w:val="26"/>
               </w:rPr>
@@ -3750,8 +3536,6 @@
             <w:r>
               <w:rPr>
                 <w:rFonts w:cs="Times New Roman"/>
-                <w:b/>
-                <w:bCs/>
                 <w:sz w:val="26"/>
                 <w:szCs w:val="26"/>
               </w:rPr>
@@ -3761,8 +3545,6 @@
             <w:r>
               <w:rPr>
                 <w:rFonts w:cs="Times New Roman"/>
-                <w:b/>
-                <w:bCs/>
                 <w:sz w:val="26"/>
                 <w:szCs w:val="26"/>
               </w:rPr>
@@ -3772,8 +3554,6 @@
             <w:r>
               <w:rPr>
                 <w:rFonts w:cs="Times New Roman"/>
-                <w:b/>
-                <w:bCs/>
                 <w:sz w:val="26"/>
                 <w:szCs w:val="26"/>
               </w:rPr>
@@ -3783,8 +3563,6 @@
             <w:r>
               <w:rPr>
                 <w:rFonts w:cs="Times New Roman"/>
-                <w:b/>
-                <w:bCs/>
                 <w:sz w:val="26"/>
                 <w:szCs w:val="26"/>
               </w:rPr>
@@ -3794,8 +3572,6 @@
             <w:r>
               <w:rPr>
                 <w:rFonts w:cs="Times New Roman"/>
-                <w:b/>
-                <w:bCs/>
                 <w:sz w:val="26"/>
                 <w:szCs w:val="26"/>
               </w:rPr>
@@ -3805,8 +3581,6 @@
             <w:r>
               <w:rPr>
                 <w:rFonts w:cs="Times New Roman"/>
-                <w:b/>
-                <w:bCs/>
                 <w:sz w:val="26"/>
                 <w:szCs w:val="26"/>
               </w:rPr>
@@ -3816,8 +3590,6 @@
             <w:r>
               <w:rPr>
                 <w:rFonts w:cs="Times New Roman"/>
-                <w:b/>
-                <w:bCs/>
                 <w:sz w:val="26"/>
                 <w:szCs w:val="26"/>
               </w:rPr>
@@ -3838,8 +3610,6 @@
               <w:jc w:val="both"/>
               <w:rPr>
                 <w:rFonts w:cs="Times New Roman"/>
-                <w:b/>
-                <w:bCs/>
                 <w:sz w:val="26"/>
                 <w:szCs w:val="26"/>
               </w:rPr>
@@ -3847,8 +3617,6 @@
             <w:r>
               <w:rPr>
                 <w:rFonts w:cs="Times New Roman"/>
-                <w:b/>
-                <w:bCs/>
                 <w:sz w:val="26"/>
                 <w:szCs w:val="26"/>
               </w:rPr>
@@ -3867,8 +3635,6 @@
               <w:jc w:val="both"/>
               <w:rPr>
                 <w:rFonts w:cs="Times New Roman"/>
-                <w:b/>
-                <w:bCs/>
                 <w:sz w:val="26"/>
                 <w:szCs w:val="26"/>
               </w:rPr>
@@ -3877,8 +3643,6 @@
             <w:r>
               <w:rPr>
                 <w:rFonts w:cs="Times New Roman"/>
-                <w:b/>
-                <w:bCs/>
                 <w:sz w:val="26"/>
                 <w:szCs w:val="26"/>
               </w:rPr>
@@ -3888,8 +3652,6 @@
             <w:r>
               <w:rPr>
                 <w:rFonts w:cs="Times New Roman"/>
-                <w:b/>
-                <w:bCs/>
                 <w:sz w:val="26"/>
                 <w:szCs w:val="26"/>
               </w:rPr>
@@ -3899,8 +3661,6 @@
             <w:r>
               <w:rPr>
                 <w:rFonts w:cs="Times New Roman"/>
-                <w:b/>
-                <w:bCs/>
                 <w:sz w:val="26"/>
                 <w:szCs w:val="26"/>
               </w:rPr>
@@ -3910,8 +3670,6 @@
             <w:r>
               <w:rPr>
                 <w:rFonts w:cs="Times New Roman"/>
-                <w:b/>
-                <w:bCs/>
                 <w:sz w:val="26"/>
                 <w:szCs w:val="26"/>
               </w:rPr>
@@ -3921,8 +3679,6 @@
             <w:r>
               <w:rPr>
                 <w:rFonts w:cs="Times New Roman"/>
-                <w:b/>
-                <w:bCs/>
                 <w:sz w:val="26"/>
                 <w:szCs w:val="26"/>
               </w:rPr>
@@ -3932,8 +3688,6 @@
             <w:r>
               <w:rPr>
                 <w:rFonts w:cs="Times New Roman"/>
-                <w:b/>
-                <w:bCs/>
                 <w:sz w:val="26"/>
                 <w:szCs w:val="26"/>
               </w:rPr>
@@ -3952,8 +3706,6 @@
               <w:jc w:val="both"/>
               <w:rPr>
                 <w:rFonts w:cs="Times New Roman"/>
-                <w:b/>
-                <w:bCs/>
                 <w:sz w:val="26"/>
                 <w:szCs w:val="26"/>
               </w:rPr>
@@ -3961,8 +3713,6 @@
             <w:r>
               <w:rPr>
                 <w:rFonts w:cs="Times New Roman"/>
-                <w:b/>
-                <w:bCs/>
                 <w:sz w:val="26"/>
                 <w:szCs w:val="26"/>
               </w:rPr>
@@ -3981,8 +3731,6 @@
               <w:jc w:val="both"/>
               <w:rPr>
                 <w:rFonts w:cs="Times New Roman"/>
-                <w:b/>
-                <w:bCs/>
                 <w:sz w:val="26"/>
                 <w:szCs w:val="26"/>
               </w:rPr>
@@ -3990,8 +3738,6 @@
             <w:r>
               <w:rPr>
                 <w:rFonts w:cs="Times New Roman"/>
-                <w:b/>
-                <w:bCs/>
                 <w:sz w:val="26"/>
                 <w:szCs w:val="26"/>
               </w:rPr>
@@ -4010,8 +3756,6 @@
               <w:jc w:val="both"/>
               <w:rPr>
                 <w:rFonts w:cs="Times New Roman"/>
-                <w:b/>
-                <w:bCs/>
                 <w:sz w:val="26"/>
                 <w:szCs w:val="26"/>
               </w:rPr>
@@ -4019,8 +3763,6 @@
             <w:r>
               <w:rPr>
                 <w:rFonts w:cs="Times New Roman"/>
-                <w:b/>
-                <w:bCs/>
                 <w:sz w:val="26"/>
                 <w:szCs w:val="26"/>
               </w:rPr>
@@ -4039,8 +3781,6 @@
               <w:jc w:val="both"/>
               <w:rPr>
                 <w:rFonts w:cs="Times New Roman"/>
-                <w:b/>
-                <w:bCs/>
                 <w:sz w:val="26"/>
                 <w:szCs w:val="26"/>
               </w:rPr>
@@ -4048,8 +3788,6 @@
             <w:r>
               <w:rPr>
                 <w:rFonts w:cs="Times New Roman"/>
-                <w:b/>
-                <w:bCs/>
                 <w:sz w:val="26"/>
                 <w:szCs w:val="26"/>
               </w:rPr>
@@ -4068,8 +3806,6 @@
               <w:jc w:val="both"/>
               <w:rPr>
                 <w:rFonts w:cs="Times New Roman"/>
-                <w:b/>
-                <w:bCs/>
                 <w:sz w:val="26"/>
                 <w:szCs w:val="26"/>
               </w:rPr>
@@ -4078,8 +3814,6 @@
             <w:r>
               <w:rPr>
                 <w:rFonts w:cs="Times New Roman"/>
-                <w:b/>
-                <w:bCs/>
                 <w:sz w:val="26"/>
                 <w:szCs w:val="26"/>
               </w:rPr>
@@ -4089,8 +3823,6 @@
             <w:r>
               <w:rPr>
                 <w:rFonts w:cs="Times New Roman"/>
-                <w:b/>
-                <w:bCs/>
                 <w:sz w:val="26"/>
                 <w:szCs w:val="26"/>
               </w:rPr>
@@ -4100,8 +3832,6 @@
             <w:r>
               <w:rPr>
                 <w:rFonts w:cs="Times New Roman"/>
-                <w:b/>
-                <w:bCs/>
                 <w:sz w:val="26"/>
                 <w:szCs w:val="26"/>
               </w:rPr>
@@ -4111,8 +3841,6 @@
             <w:r>
               <w:rPr>
                 <w:rFonts w:cs="Times New Roman"/>
-                <w:b/>
-                <w:bCs/>
                 <w:sz w:val="26"/>
                 <w:szCs w:val="26"/>
               </w:rPr>
@@ -4122,8 +3850,6 @@
             <w:r>
               <w:rPr>
                 <w:rFonts w:cs="Times New Roman"/>
-                <w:b/>
-                <w:bCs/>
                 <w:sz w:val="26"/>
                 <w:szCs w:val="26"/>
               </w:rPr>
@@ -4133,8 +3859,6 @@
             <w:r>
               <w:rPr>
                 <w:rFonts w:cs="Times New Roman"/>
-                <w:b/>
-                <w:bCs/>
                 <w:sz w:val="26"/>
                 <w:szCs w:val="26"/>
               </w:rPr>
@@ -4144,8 +3868,6 @@
             <w:r>
               <w:rPr>
                 <w:rFonts w:cs="Times New Roman"/>
-                <w:b/>
-                <w:bCs/>
                 <w:sz w:val="26"/>
                 <w:szCs w:val="26"/>
               </w:rPr>
@@ -4155,8 +3877,6 @@
             <w:r>
               <w:rPr>
                 <w:rFonts w:cs="Times New Roman"/>
-                <w:b/>
-                <w:bCs/>
                 <w:sz w:val="26"/>
                 <w:szCs w:val="26"/>
               </w:rPr>
@@ -4166,8 +3886,6 @@
             <w:r>
               <w:rPr>
                 <w:rFonts w:cs="Times New Roman"/>
-                <w:b/>
-                <w:bCs/>
                 <w:sz w:val="26"/>
                 <w:szCs w:val="26"/>
               </w:rPr>
@@ -4177,8 +3895,6 @@
             <w:r>
               <w:rPr>
                 <w:rFonts w:cs="Times New Roman"/>
-                <w:b/>
-                <w:bCs/>
                 <w:sz w:val="26"/>
                 <w:szCs w:val="26"/>
               </w:rPr>
@@ -4188,8 +3904,6 @@
             <w:r>
               <w:rPr>
                 <w:rFonts w:cs="Times New Roman"/>
-                <w:b/>
-                <w:bCs/>
                 <w:sz w:val="26"/>
                 <w:szCs w:val="26"/>
               </w:rPr>
@@ -4199,8 +3913,6 @@
             <w:r>
               <w:rPr>
                 <w:rFonts w:cs="Times New Roman"/>
-                <w:b/>
-                <w:bCs/>
                 <w:sz w:val="26"/>
                 <w:szCs w:val="26"/>
               </w:rPr>
@@ -4210,8 +3922,6 @@
             <w:r>
               <w:rPr>
                 <w:rFonts w:cs="Times New Roman"/>
-                <w:b/>
-                <w:bCs/>
                 <w:sz w:val="26"/>
                 <w:szCs w:val="26"/>
               </w:rPr>
@@ -4221,8 +3931,6 @@
             <w:r>
               <w:rPr>
                 <w:rFonts w:cs="Times New Roman"/>
-                <w:b/>
-                <w:bCs/>
                 <w:sz w:val="26"/>
                 <w:szCs w:val="26"/>
               </w:rPr>
@@ -4243,8 +3951,6 @@
               <w:jc w:val="both"/>
               <w:rPr>
                 <w:rFonts w:cs="Times New Roman"/>
-                <w:b/>
-                <w:bCs/>
                 <w:sz w:val="26"/>
                 <w:szCs w:val="26"/>
               </w:rPr>
@@ -4253,8 +3959,6 @@
             <w:r>
               <w:rPr>
                 <w:rFonts w:cs="Times New Roman"/>
-                <w:b/>
-                <w:bCs/>
                 <w:sz w:val="26"/>
                 <w:szCs w:val="26"/>
               </w:rPr>
@@ -4274,8 +3978,6 @@
               <w:jc w:val="both"/>
               <w:rPr>
                 <w:rFonts w:cs="Times New Roman"/>
-                <w:b/>
-                <w:bCs/>
                 <w:sz w:val="26"/>
                 <w:szCs w:val="26"/>
               </w:rPr>
@@ -4284,8 +3986,6 @@
             <w:r>
               <w:rPr>
                 <w:rFonts w:cs="Times New Roman"/>
-                <w:b/>
-                <w:bCs/>
                 <w:sz w:val="26"/>
                 <w:szCs w:val="26"/>
               </w:rPr>
@@ -4295,8 +3995,6 @@
             <w:r>
               <w:rPr>
                 <w:rFonts w:cs="Times New Roman"/>
-                <w:b/>
-                <w:bCs/>
                 <w:sz w:val="26"/>
                 <w:szCs w:val="26"/>
               </w:rPr>
@@ -4306,8 +4004,6 @@
             <w:r>
               <w:rPr>
                 <w:rFonts w:cs="Times New Roman"/>
-                <w:b/>
-                <w:bCs/>
                 <w:sz w:val="26"/>
                 <w:szCs w:val="26"/>
               </w:rPr>
@@ -4317,8 +4013,6 @@
             <w:r>
               <w:rPr>
                 <w:rFonts w:cs="Times New Roman"/>
-                <w:b/>
-                <w:bCs/>
                 <w:sz w:val="26"/>
                 <w:szCs w:val="26"/>
               </w:rPr>
@@ -4337,8 +4031,6 @@
               <w:jc w:val="both"/>
               <w:rPr>
                 <w:rFonts w:cs="Times New Roman"/>
-                <w:b/>
-                <w:bCs/>
                 <w:sz w:val="26"/>
                 <w:szCs w:val="26"/>
               </w:rPr>
@@ -4346,8 +4038,6 @@
             <w:r>
               <w:rPr>
                 <w:rFonts w:cs="Times New Roman"/>
-                <w:b/>
-                <w:bCs/>
                 <w:sz w:val="26"/>
                 <w:szCs w:val="26"/>
               </w:rPr>
@@ -4366,8 +4056,6 @@
               <w:jc w:val="both"/>
               <w:rPr>
                 <w:rFonts w:cs="Times New Roman"/>
-                <w:b/>
-                <w:bCs/>
                 <w:sz w:val="26"/>
                 <w:szCs w:val="26"/>
               </w:rPr>
@@ -4375,8 +4063,6 @@
             <w:r>
               <w:rPr>
                 <w:rFonts w:cs="Times New Roman"/>
-                <w:b/>
-                <w:bCs/>
                 <w:sz w:val="26"/>
                 <w:szCs w:val="26"/>
               </w:rPr>
@@ -4395,8 +4081,6 @@
               <w:jc w:val="both"/>
               <w:rPr>
                 <w:rFonts w:cs="Times New Roman"/>
-                <w:b/>
-                <w:bCs/>
                 <w:sz w:val="26"/>
                 <w:szCs w:val="26"/>
               </w:rPr>
@@ -4404,8 +4088,6 @@
             <w:r>
               <w:rPr>
                 <w:rFonts w:cs="Times New Roman"/>
-                <w:b/>
-                <w:bCs/>
                 <w:sz w:val="26"/>
                 <w:szCs w:val="26"/>
               </w:rPr>
@@ -4424,8 +4106,6 @@
               <w:jc w:val="both"/>
               <w:rPr>
                 <w:rFonts w:cs="Times New Roman"/>
-                <w:b/>
-                <w:bCs/>
                 <w:sz w:val="26"/>
                 <w:szCs w:val="26"/>
               </w:rPr>
@@ -4433,8 +4113,6 @@
             <w:r>
               <w:rPr>
                 <w:rFonts w:cs="Times New Roman"/>
-                <w:b/>
-                <w:bCs/>
                 <w:sz w:val="26"/>
                 <w:szCs w:val="26"/>
               </w:rPr>
@@ -4453,8 +4131,6 @@
               <w:jc w:val="both"/>
               <w:rPr>
                 <w:rFonts w:cs="Times New Roman"/>
-                <w:b/>
-                <w:bCs/>
                 <w:sz w:val="26"/>
                 <w:szCs w:val="26"/>
               </w:rPr>
@@ -8797,6 +8473,7 @@
   <w:style w:type="character" w:default="1" w:styleId="DefaultParagraphFont">
     <w:name w:val="Default Paragraph Font"/>
     <w:uiPriority w:val="1"/>
+    <w:semiHidden/>
     <w:unhideWhenUsed/>
   </w:style>
   <w:style w:type="table" w:default="1" w:styleId="TableNormal">
